--- a/docs/common_code/16_functions/functions.docx
+++ b/docs/common_code/16_functions/functions.docx
@@ -31,7 +31,7 @@
         <w:pStyle w:val="Date"/>
       </w:pPr>
       <w:r>
-        <w:t xml:space="preserve">2026-07-02</w:t>
+        <w:t xml:space="preserve">2026-07-03</w:t>
       </w:r>
     </w:p>
     <w:bookmarkStart w:id="10" w:name="writing-your-own-functions"/>

--- a/docs/common_code/16_functions/functions.docx
+++ b/docs/common_code/16_functions/functions.docx
@@ -31,7 +31,7 @@
         <w:pStyle w:val="Date"/>
       </w:pPr>
       <w:r>
-        <w:t xml:space="preserve">2026-07-03</w:t>
+        <w:t xml:space="preserve">2026-07-04</w:t>
       </w:r>
     </w:p>
     <w:bookmarkStart w:id="10" w:name="writing-your-own-functions"/>

--- a/docs/common_code/16_functions/functions.docx
+++ b/docs/common_code/16_functions/functions.docx
@@ -31,7 +31,7 @@
         <w:pStyle w:val="Date"/>
       </w:pPr>
       <w:r>
-        <w:t xml:space="preserve">2026-07-04</w:t>
+        <w:t xml:space="preserve">2026-07-05</w:t>
       </w:r>
     </w:p>
     <w:bookmarkStart w:id="10" w:name="writing-your-own-functions"/>

--- a/docs/common_code/16_functions/functions.docx
+++ b/docs/common_code/16_functions/functions.docx
@@ -48,19 +48,7 @@
         <w:pStyle w:val="FirstParagraph"/>
       </w:pPr>
       <w:r>
-        <w:t xml:space="preserve">If you copy-paste the same block of code more than twice, write a function.</w:t>
-      </w:r>
-      <w:r>
-        <w:t xml:space="preserve"> </w:t>
-      </w:r>
-      <w:r>
-        <w:t xml:space="preserve">Functions reduce errors, make your intent clear, and let you update logic in</w:t>
-      </w:r>
-      <w:r>
-        <w:t xml:space="preserve"> </w:t>
-      </w:r>
-      <w:r>
-        <w:t xml:space="preserve">one place rather than hunting through twenty scripts.</w:t>
+        <w:t xml:space="preserve">If you copy-paste the same block of code more than twice, write a function. Functions reduce errors, make your intent clear, and let you update logic in one place rather than hunting through twenty scripts.</w:t>
       </w:r>
     </w:p>
     <w:p>
@@ -441,13 +429,7 @@
               <w:spacing w:before="16" w:after="16"/>
             </w:pPr>
             <w:r>
-              <w:t xml:space="preserve">R automatically returns the last expression in the function body. Most</w:t>
-            </w:r>
-            <w:r>
-              <w:t xml:space="preserve"> </w:t>
-            </w:r>
-            <w:r>
-              <w:t xml:space="preserve">tidyverse-style functions omit</w:t>
+              <w:t xml:space="preserve">R automatically returns the last expression in the function body. Most tidyverse-style functions omit</w:t>
             </w:r>
             <w:r>
               <w:t xml:space="preserve"> </w:t>
@@ -462,13 +444,7 @@
               <w:t xml:space="preserve"> </w:t>
             </w:r>
             <w:r>
-              <w:t xml:space="preserve">and just end with the value they</w:t>
-            </w:r>
-            <w:r>
-              <w:t xml:space="preserve"> </w:t>
-            </w:r>
-            <w:r>
-              <w:t xml:space="preserve">want to return. Use</w:t>
+              <w:t xml:space="preserve">and just end with the value they want to return. Use</w:t>
             </w:r>
             <w:r>
               <w:t xml:space="preserve"> </w:t>
@@ -527,13 +503,7 @@
         <w:t xml:space="preserve"> </w:t>
       </w:r>
       <w:r>
-        <w:t xml:space="preserve">in every</w:t>
-      </w:r>
-      <w:r>
-        <w:t xml:space="preserve"> </w:t>
-      </w:r>
-      <w:r>
-        <w:t xml:space="preserve">script. Write it once:</w:t>
+        <w:t xml:space="preserve">in every script. Write it once:</w:t>
       </w:r>
     </w:p>
     <w:p>
@@ -2456,13 +2426,7 @@
               <w:t xml:space="preserve"> </w:t>
             </w:r>
             <w:r>
-              <w:t xml:space="preserve">to</w:t>
-            </w:r>
-            <w:r>
-              <w:t xml:space="preserve"> </w:t>
-            </w:r>
-            <w:r>
-              <w:t xml:space="preserve">tell ggplot to look up the column whose name is stored in</w:t>
+              <w:t xml:space="preserve">to tell ggplot to look up the column whose name is stored in</w:t>
             </w:r>
             <w:r>
               <w:t xml:space="preserve"> </w:t>
@@ -3058,13 +3022,7 @@
               <w:t xml:space="preserve"> </w:t>
             </w:r>
             <w:r>
-              <w:t xml:space="preserve">prevents R from printing the internal function call</w:t>
-            </w:r>
-            <w:r>
-              <w:t xml:space="preserve"> </w:t>
-            </w:r>
-            <w:r>
-              <w:t xml:space="preserve">in the error message — the output is cleaner and more user-friendly.</w:t>
+              <w:t xml:space="preserve">prevents R from printing the internal function call in the error message — the output is cleaner and more user-friendly.</w:t>
             </w:r>
           </w:p>
           <w:p/>

--- a/docs/common_code/16_functions/functions.docx
+++ b/docs/common_code/16_functions/functions.docx
@@ -31,7 +31,7 @@
         <w:pStyle w:val="Date"/>
       </w:pPr>
       <w:r>
-        <w:t xml:space="preserve">2026-07-05</w:t>
+        <w:t xml:space="preserve">2026-08-27</w:t>
       </w:r>
     </w:p>
     <w:bookmarkStart w:id="10" w:name="writing-your-own-functions"/>
@@ -5120,15 +5120,17 @@
         </w:rPr>
         <w:t xml:space="preserve">End of Common Code 16 — Writing Functions.</w:t>
       </w:r>
-      <w:r>
-        <w:t xml:space="preserve"> </w:t>
-      </w:r>
+    </w:p>
+    <w:p>
+      <w:pPr>
+        <w:pStyle w:val="BodyText"/>
+      </w:pPr>
       <w:r>
         <w:rPr>
           <w:i/>
           <w:iCs/>
         </w:rPr>
-        <w:t xml:space="preserve">Next: Common Code 17 — Quarto document basics.</w:t>
+        <w:t xml:space="preserve">Next: Common Code 17 — Iteration with purrr.</w:t>
       </w:r>
     </w:p>
     <w:bookmarkEnd w:id="29"/>

--- a/docs/common_code/16_functions/functions.docx
+++ b/docs/common_code/16_functions/functions.docx
@@ -31,7 +31,7 @@
         <w:pStyle w:val="Date"/>
       </w:pPr>
       <w:r>
-        <w:t xml:space="preserve">2026-08-27</w:t>
+        <w:t xml:space="preserve">2026-09-01</w:t>
       </w:r>
     </w:p>
     <w:bookmarkStart w:id="10" w:name="writing-your-own-functions"/>

--- a/docs/common_code/16_functions/functions.docx
+++ b/docs/common_code/16_functions/functions.docx
@@ -31,7 +31,7 @@
         <w:pStyle w:val="Date"/>
       </w:pPr>
       <w:r>
-        <w:t xml:space="preserve">2026-09-01</w:t>
+        <w:t xml:space="preserve">2026-09-03</w:t>
       </w:r>
     </w:p>
     <w:bookmarkStart w:id="10" w:name="writing-your-own-functions"/>

--- a/docs/common_code/16_functions/functions.docx
+++ b/docs/common_code/16_functions/functions.docx
@@ -6001,8 +6001,8 @@
       <w:rFonts w:asciiTheme="majorHAnsi" w:cstheme="majorBidi" w:eastAsiaTheme="majorEastAsia" w:hAnsiTheme="majorHAnsi"/>
       <w:spacing w:val="-10"/>
       <w:kern w:val="28"/>
-      <w:sz w:val="56"/>
-      <w:szCs w:val="56"/>
+      <w:sz w:val="40"/>
+      <w:szCs w:val="40"/>
     </w:rPr>
   </w:style>
   <w:style w:customStyle="1" w:styleId="TitleChar" w:type="character">
@@ -6015,8 +6015,8 @@
       <w:rFonts w:asciiTheme="majorHAnsi" w:cstheme="majorBidi" w:eastAsiaTheme="majorEastAsia" w:hAnsiTheme="majorHAnsi"/>
       <w:spacing w:val="-10"/>
       <w:kern w:val="28"/>
-      <w:sz w:val="56"/>
-      <w:szCs w:val="56"/>
+      <w:sz w:val="40"/>
+      <w:szCs w:val="40"/>
     </w:rPr>
   </w:style>
   <w:style w:styleId="Subtitle" w:type="paragraph">

--- a/docs/common_code/16_functions/functions.docx
+++ b/docs/common_code/16_functions/functions.docx
@@ -31,7 +31,7 @@
         <w:pStyle w:val="Date"/>
       </w:pPr>
       <w:r>
-        <w:t xml:space="preserve">2026-09-03</w:t>
+        <w:t xml:space="preserve">2026-09-04</w:t>
       </w:r>
     </w:p>
     <w:bookmarkStart w:id="10" w:name="writing-your-own-functions"/>
